--- a/public/reports/ClawHub_Viral_Boss_Report_ZH.docx
+++ b/public/reports/ClawHub_Viral_Boss_Report_ZH.docx
@@ -14,7 +14,7 @@
     </w:p>
     <w:p>
       <w:r>
-        <w:t xml:space="preserve">- 生成时间：2026-04-19T19:31:21.059044+00:00</w:t>
+        <w:t xml:space="preserve">- 生成时间：2026-04-24T11:01:21.740684+00:00</w:t>
       </w:r>
     </w:p>
     <w:p>
@@ -109,52 +109,52 @@
     </w:p>
     <w:p>
       <w:r>
-        <w:t xml:space="preserve">| self-improving-agent | pskoett | 3 | 300 | 399757 / 3253 / 5983 |</w:t>
-      </w:r>
-    </w:p>
-    <w:p>
-      <w:r>
-        <w:t xml:space="preserve">| Skill Vetter | spclaudehome | 3 | 295 | 213683 / 922 / 4001 |</w:t>
-      </w:r>
-    </w:p>
-    <w:p>
-      <w:r>
-        <w:t xml:space="preserve">| Gog | steipete | 3 | 288 | 158405 / 840 / 3322 |</w:t>
-      </w:r>
-    </w:p>
-    <w:p>
-      <w:r>
-        <w:t xml:space="preserve">| Github | steipete | 3 | 287 | 160415 / 521 / 4028 |</w:t>
-      </w:r>
-    </w:p>
-    <w:p>
-      <w:r>
-        <w:t xml:space="preserve">| Proactive Agent | halthelobster | 3 | 285 | 145389 / 715 / 2682 |</w:t>
-      </w:r>
-    </w:p>
-    <w:p>
-      <w:r>
-        <w:t xml:space="preserve">| Self-Improving + Proactive Agent | ivangdavila | 3 | 284 | 167391 / 977 / 1807 |</w:t>
-      </w:r>
-    </w:p>
-    <w:p>
-      <w:r>
-        <w:t xml:space="preserve">| Weather | steipete | 3 | 279 | 136608 / 361 / 3502 |</w:t>
-      </w:r>
-    </w:p>
-    <w:p>
-      <w:r>
-        <w:t xml:space="preserve">| Multi Search Engine | gpyangyoujun | 3 | 272 | 122949 / 572 / 1800 |</w:t>
-      </w:r>
-    </w:p>
-    <w:p>
-      <w:r>
-        <w:t xml:space="preserve">| Obsidian | steipete | 3 | 262 | 83438 / 335 / 2323 |</w:t>
-      </w:r>
-    </w:p>
-    <w:p>
-      <w:r>
-        <w:t xml:space="preserve">| Nano Banana Pro | steipete | 3 | 258 | 88114 / 348 / 1720 |</w:t>
+        <w:t xml:space="preserve">| Skill Vetter | spclaudehome | 3 | 298 | 219735 / 960 / 4073 |</w:t>
+      </w:r>
+    </w:p>
+    <w:p>
+      <w:r>
+        <w:t xml:space="preserve">| Gog | steipete | 3 | 291 | 161529 / 849 / 3352 |</w:t>
+      </w:r>
+    </w:p>
+    <w:p>
+      <w:r>
+        <w:t xml:space="preserve">| Github | steipete | 3 | 290 | 163764 / 535 / 4077 |</w:t>
+      </w:r>
+    </w:p>
+    <w:p>
+      <w:r>
+        <w:t xml:space="preserve">| Proactive Agent | halthelobster | 3 | 288 | 147962 / 726 / 2721 |</w:t>
+      </w:r>
+    </w:p>
+    <w:p>
+      <w:r>
+        <w:t xml:space="preserve">| Self-Improving + Proactive Agent | ivangdavila | 3 | 288 | 171978 / 1004 / 1831 |</w:t>
+      </w:r>
+    </w:p>
+    <w:p>
+      <w:r>
+        <w:t xml:space="preserve">| Weather | steipete | 3 | 282 | 139283 / 366 / 3538 |</w:t>
+      </w:r>
+    </w:p>
+    <w:p>
+      <w:r>
+        <w:t xml:space="preserve">| Multi Search Engine | gpyangyoujun | 3 | 275 | 127456 / 602 / 1840 |</w:t>
+      </w:r>
+    </w:p>
+    <w:p>
+      <w:r>
+        <w:t xml:space="preserve">| Obsidian | steipete | 3 | 262 | 85459 / 349 / 2353 |</w:t>
+      </w:r>
+    </w:p>
+    <w:p>
+      <w:r>
+        <w:t xml:space="preserve">| ontology | oswalpalash | 3 | 261 | 170492 / 560 / 1184 |</w:t>
+      </w:r>
+    </w:p>
+    <w:p>
+      <w:r>
+        <w:t xml:space="preserve">| Humanizer | biostartechnology | 3 | 259 | 95552 / 563 / 1279 |</w:t>
       </w:r>
     </w:p>
     <w:p>
@@ -264,17 +264,17 @@
     </w:p>
     <w:p>
       <w:r>
-        <w:t xml:space="preserve">### self-improving-agent | @pskoett</w:t>
-      </w:r>
-    </w:p>
-    <w:p>
-      <w:r>
-        <w:t xml:space="preserve">- 三榜表现：downloads 399757，stars 3253，installs 5983。</w:t>
-      </w:r>
-    </w:p>
-    <w:p>
-      <w:r>
-        <w:t xml:space="preserve">- 核心任务：把失败、纠错、反馈变成持续学习能力。</w:t>
+        <w:t xml:space="preserve">### Skill Vetter | @spclaudehome</w:t>
+      </w:r>
+    </w:p>
+    <w:p>
+      <w:r>
+        <w:t xml:space="preserve">- 三榜表现：downloads 219735，stars 960，installs 4073。</w:t>
+      </w:r>
+    </w:p>
+    <w:p>
+      <w:r>
+        <w:t xml:space="preserve">- 核心任务：在安装任何 skill 前先做安全审查。</w:t>
       </w:r>
     </w:p>
     <w:p>
@@ -284,17 +284,17 @@
     </w:p>
     <w:p>
       <w:r>
-        <w:t xml:space="preserve">  - 名字直接命中 agent 圈最强叙事。</w:t>
-      </w:r>
-    </w:p>
-    <w:p>
-      <w:r>
-        <w:t xml:space="preserve">  - 下载、星标、安装三榜全第一，说明传播、认可、留存同时成立。</w:t>
-      </w:r>
-    </w:p>
-    <w:p>
-      <w:r>
-        <w:t xml:space="preserve">  - 用户安装它不是为了单次任务，而是为了让整个 agent 系统变强。</w:t>
+        <w:t xml:space="preserve">  - 任务极窄，用户一眼知道什么时候用。</w:t>
+      </w:r>
+    </w:p>
+    <w:p>
+      <w:r>
+        <w:t xml:space="preserve">  - 安全是高风险决策点，所以天然转化强。</w:t>
+      </w:r>
+    </w:p>
+    <w:p>
+      <w:r>
+        <w:t xml:space="preserve">  - 输出是决策，不是描述，因此安装留存都高。</w:t>
       </w:r>
     </w:p>
     <w:p>
@@ -304,42 +304,42 @@
     </w:p>
     <w:p>
       <w:r>
-        <w:t xml:space="preserve">  - 先做一个超级清晰的方法论入口。</w:t>
-      </w:r>
-    </w:p>
-    <w:p>
-      <w:r>
-        <w:t xml:space="preserve">  - 让 skill 成为‘系统升级器’，而不是工具箱。</w:t>
-      </w:r>
-    </w:p>
-    <w:p>
-      <w:r>
-        <w:t xml:space="preserve">  - 围绕失败纠错、记忆、改进沉淀周边变体。</w:t>
-      </w:r>
-    </w:p>
-    <w:p>
-      <w:r>
-        <w:t xml:space="preserve">- 是否适合转成 AISA API：中。更适合做 AISA 的编排层、记忆层、评分层，而不是单一 API 包装器。</w:t>
-      </w:r>
-    </w:p>
-    <w:p>
-      <w:r>
-        <w:t xml:space="preserve"> </w:t>
-      </w:r>
-    </w:p>
-    <w:p>
-      <w:r>
-        <w:t xml:space="preserve">### Skill Vetter | @spclaudehome</w:t>
-      </w:r>
-    </w:p>
-    <w:p>
-      <w:r>
-        <w:t xml:space="preserve">- 三榜表现：downloads 213683，stars 922，installs 4001。</w:t>
-      </w:r>
-    </w:p>
-    <w:p>
-      <w:r>
-        <w:t xml:space="preserve">- 核心任务：在安装任何 skill 前先做安全审查。</w:t>
+        <w:t xml:space="preserve">  - 选一个高风险、高决策价值的入口。</w:t>
+      </w:r>
+    </w:p>
+    <w:p>
+      <w:r>
+        <w:t xml:space="preserve">  - 把结果做成通过/警告/阻断，而不是泛泛建议。</w:t>
+      </w:r>
+    </w:p>
+    <w:p>
+      <w:r>
+        <w:t xml:space="preserve">  - 后续可扩成插件审计、权限审计、依赖审计矩阵。</w:t>
+      </w:r>
+    </w:p>
+    <w:p>
+      <w:r>
+        <w:t xml:space="preserve">- 是否适合转成 AISA API：高。可转成统一安全扫描 API、风险解释 API、skill 审计 API。</w:t>
+      </w:r>
+    </w:p>
+    <w:p>
+      <w:r>
+        <w:t xml:space="preserve"> </w:t>
+      </w:r>
+    </w:p>
+    <w:p>
+      <w:r>
+        <w:t xml:space="preserve">### Gog | @steipete</w:t>
+      </w:r>
+    </w:p>
+    <w:p>
+      <w:r>
+        <w:t xml:space="preserve">- 三榜表现：downloads 161529，stars 849，installs 3352。</w:t>
+      </w:r>
+    </w:p>
+    <w:p>
+      <w:r>
+        <w:t xml:space="preserve">- 核心任务：统一调用 Gmail、Calendar、Drive、Docs 等 Google Workspace 工具。</w:t>
       </w:r>
     </w:p>
     <w:p>
@@ -349,17 +349,17 @@
     </w:p>
     <w:p>
       <w:r>
-        <w:t xml:space="preserve">  - 任务极窄，用户一眼知道什么时候用。</w:t>
-      </w:r>
-    </w:p>
-    <w:p>
-      <w:r>
-        <w:t xml:space="preserve">  - 安全是高风险决策点，所以天然转化强。</w:t>
-      </w:r>
-    </w:p>
-    <w:p>
-      <w:r>
-        <w:t xml:space="preserve">  - 输出是决策，不是描述，因此安装留存都高。</w:t>
+        <w:t xml:space="preserve">  - 一个入口覆盖多个高频办公动作。</w:t>
+      </w:r>
+    </w:p>
+    <w:p>
+      <w:r>
+        <w:t xml:space="preserve">  - 强日常性带来高安装。</w:t>
+      </w:r>
+    </w:p>
+    <w:p>
+      <w:r>
+        <w:t xml:space="preserve">  - 用户知道它会长期驻留，所以愿意保留。</w:t>
       </w:r>
     </w:p>
     <w:p>
@@ -369,42 +369,42 @@
     </w:p>
     <w:p>
       <w:r>
-        <w:t xml:space="preserve">  - 选一个高风险、高决策价值的入口。</w:t>
-      </w:r>
-    </w:p>
-    <w:p>
-      <w:r>
-        <w:t xml:space="preserve">  - 把结果做成通过/警告/阻断，而不是泛泛建议。</w:t>
-      </w:r>
-    </w:p>
-    <w:p>
-      <w:r>
-        <w:t xml:space="preserve">  - 后续可扩成插件审计、权限审计、依赖审计矩阵。</w:t>
-      </w:r>
-    </w:p>
-    <w:p>
-      <w:r>
-        <w:t xml:space="preserve">- 是否适合转成 AISA API：高。可转成统一安全扫描 API、风险解释 API、skill 审计 API。</w:t>
-      </w:r>
-    </w:p>
-    <w:p>
-      <w:r>
-        <w:t xml:space="preserve"> </w:t>
-      </w:r>
-    </w:p>
-    <w:p>
-      <w:r>
-        <w:t xml:space="preserve">### Gog | @steipete</w:t>
-      </w:r>
-    </w:p>
-    <w:p>
-      <w:r>
-        <w:t xml:space="preserve">- 三榜表现：downloads 158405，stars 840，installs 3322。</w:t>
-      </w:r>
-    </w:p>
-    <w:p>
-      <w:r>
-        <w:t xml:space="preserve">- 核心任务：统一调用 Gmail、Calendar、Drive、Docs 等 Google Workspace 工具。</w:t>
+        <w:t xml:space="preserve">  - 做统一工作台，而不是只做一个点。</w:t>
+      </w:r>
+    </w:p>
+    <w:p>
+      <w:r>
+        <w:t xml:space="preserve">  - 先覆盖最常用的办公能力，再往团队协作扩。</w:t>
+      </w:r>
+    </w:p>
+    <w:p>
+      <w:r>
+        <w:t xml:space="preserve">  - 把多工具打包成一个 command center。</w:t>
+      </w:r>
+    </w:p>
+    <w:p>
+      <w:r>
+        <w:t xml:space="preserve">- 是否适合转成 AISA API：极高。适合做 Google Workspace unified API 和办公自动化套餐。</w:t>
+      </w:r>
+    </w:p>
+    <w:p>
+      <w:r>
+        <w:t xml:space="preserve"> </w:t>
+      </w:r>
+    </w:p>
+    <w:p>
+      <w:r>
+        <w:t xml:space="preserve">### Github | @steipete</w:t>
+      </w:r>
+    </w:p>
+    <w:p>
+      <w:r>
+        <w:t xml:space="preserve">- 三榜表现：downloads 163764，stars 535，installs 4077。</w:t>
+      </w:r>
+    </w:p>
+    <w:p>
+      <w:r>
+        <w:t xml:space="preserve">- 核心任务：用最短路径完成 GitHub 仓库与开发工作流操作。</w:t>
       </w:r>
     </w:p>
     <w:p>
@@ -414,17 +414,17 @@
     </w:p>
     <w:p>
       <w:r>
-        <w:t xml:space="preserve">  - 一个入口覆盖多个高频办公动作。</w:t>
-      </w:r>
-    </w:p>
-    <w:p>
-      <w:r>
-        <w:t xml:space="preserve">  - 强日常性带来高安装。</w:t>
-      </w:r>
-    </w:p>
-    <w:p>
-      <w:r>
-        <w:t xml:space="preserve">  - 用户知道它会长期驻留，所以愿意保留。</w:t>
+        <w:t xml:space="preserve">  - 标题就是平台名，搜索心智极强。</w:t>
+      </w:r>
+    </w:p>
+    <w:p>
+      <w:r>
+        <w:t xml:space="preserve">  - 开发者高频场景，安装后常驻。</w:t>
+      </w:r>
+    </w:p>
+    <w:p>
+      <w:r>
+        <w:t xml:space="preserve">  - 对 AI 编码用户来说几乎是刚需入口。</w:t>
       </w:r>
     </w:p>
     <w:p>
@@ -434,42 +434,42 @@
     </w:p>
     <w:p>
       <w:r>
-        <w:t xml:space="preserve">  - 做统一工作台，而不是只做一个点。</w:t>
-      </w:r>
-    </w:p>
-    <w:p>
-      <w:r>
-        <w:t xml:space="preserve">  - 先覆盖最常用的办公能力，再往团队协作扩。</w:t>
-      </w:r>
-    </w:p>
-    <w:p>
-      <w:r>
-        <w:t xml:space="preserve">  - 把多工具打包成一个 command center。</w:t>
-      </w:r>
-    </w:p>
-    <w:p>
-      <w:r>
-        <w:t xml:space="preserve">- 是否适合转成 AISA API：极高。适合做 Google Workspace unified API 和办公自动化套餐。</w:t>
-      </w:r>
-    </w:p>
-    <w:p>
-      <w:r>
-        <w:t xml:space="preserve"> </w:t>
-      </w:r>
-    </w:p>
-    <w:p>
-      <w:r>
-        <w:t xml:space="preserve">### Github | @steipete</w:t>
-      </w:r>
-    </w:p>
-    <w:p>
-      <w:r>
-        <w:t xml:space="preserve">- 三榜表现：downloads 160415，stars 521，installs 4028。</w:t>
-      </w:r>
-    </w:p>
-    <w:p>
-      <w:r>
-        <w:t xml:space="preserve">- 核心任务：用最短路径完成 GitHub 仓库与开发工作流操作。</w:t>
+        <w:t xml:space="preserve">  - 平台名 + 核心任务，是最稳的高意图命名。</w:t>
+      </w:r>
+    </w:p>
+    <w:p>
+      <w:r>
+        <w:t xml:space="preserve">  - 优先做开发者每天都碰到的入口。</w:t>
+      </w:r>
+    </w:p>
+    <w:p>
+      <w:r>
+        <w:t xml:space="preserve">  - 围绕 repo、PR、issue、release 拆分多个子 skill。</w:t>
+      </w:r>
+    </w:p>
+    <w:p>
+      <w:r>
+        <w:t xml:space="preserve">- 是否适合转成 AISA API：极高。可直接转成 GitHub research、PR review、issue triage、release watch API。</w:t>
+      </w:r>
+    </w:p>
+    <w:p>
+      <w:r>
+        <w:t xml:space="preserve"> </w:t>
+      </w:r>
+    </w:p>
+    <w:p>
+      <w:r>
+        <w:t xml:space="preserve">### Proactive Agent | @halthelobster</w:t>
+      </w:r>
+    </w:p>
+    <w:p>
+      <w:r>
+        <w:t xml:space="preserve">- 三榜表现：downloads 147962，stars 726，installs 2721。</w:t>
+      </w:r>
+    </w:p>
+    <w:p>
+      <w:r>
+        <w:t xml:space="preserve">- 核心任务：让 agent 不等命令，主动推进工作。</w:t>
       </w:r>
     </w:p>
     <w:p>
@@ -479,17 +479,17 @@
     </w:p>
     <w:p>
       <w:r>
-        <w:t xml:space="preserve">  - 标题就是平台名，搜索心智极强。</w:t>
-      </w:r>
-    </w:p>
-    <w:p>
-      <w:r>
-        <w:t xml:space="preserve">  - 开发者高频场景，安装后常驻。</w:t>
-      </w:r>
-    </w:p>
-    <w:p>
-      <w:r>
-        <w:t xml:space="preserve">  - 对 AI 编码用户来说几乎是刚需入口。</w:t>
+        <w:t xml:space="preserve">  - 主动性是高价值用户最想要的特征。</w:t>
+      </w:r>
+    </w:p>
+    <w:p>
+      <w:r>
+        <w:t xml:space="preserve">  - 标题短且强，传播力很高。</w:t>
+      </w:r>
+    </w:p>
+    <w:p>
+      <w:r>
+        <w:t xml:space="preserve">  - 和 second brain 组合后形成长期陪伴型叙事。</w:t>
       </w:r>
     </w:p>
     <w:p>
@@ -499,42 +499,42 @@
     </w:p>
     <w:p>
       <w:r>
-        <w:t xml:space="preserve">  - 平台名 + 核心任务，是最稳的高意图命名。</w:t>
-      </w:r>
-    </w:p>
-    <w:p>
-      <w:r>
-        <w:t xml:space="preserve">  - 优先做开发者每天都碰到的入口。</w:t>
-      </w:r>
-    </w:p>
-    <w:p>
-      <w:r>
-        <w:t xml:space="preserve">  - 围绕 repo、PR、issue、release 拆分多个子 skill。</w:t>
-      </w:r>
-    </w:p>
-    <w:p>
-      <w:r>
-        <w:t xml:space="preserve">- 是否适合转成 AISA API：极高。可直接转成 GitHub research、PR review、issue triage、release watch API。</w:t>
-      </w:r>
-    </w:p>
-    <w:p>
-      <w:r>
-        <w:t xml:space="preserve"> </w:t>
-      </w:r>
-    </w:p>
-    <w:p>
-      <w:r>
-        <w:t xml:space="preserve">### Proactive Agent | @halthelobster</w:t>
-      </w:r>
-    </w:p>
-    <w:p>
-      <w:r>
-        <w:t xml:space="preserve">- 三榜表现：downloads 145389，stars 715，installs 2682。</w:t>
-      </w:r>
-    </w:p>
-    <w:p>
-      <w:r>
-        <w:t xml:space="preserve">- 核心任务：让 agent 不等命令，主动推进工作。</w:t>
+        <w:t xml:space="preserve">  - 围绕主动性、持续性、陪伴型价值做表达。</w:t>
+      </w:r>
+    </w:p>
+    <w:p>
+      <w:r>
+        <w:t xml:space="preserve">  - 功能不必极多，但叙事必须足够强。</w:t>
+      </w:r>
+    </w:p>
+    <w:p>
+      <w:r>
+        <w:t xml:space="preserve">  - 与知识管理、计划执行类能力天然互补。</w:t>
+      </w:r>
+    </w:p>
+    <w:p>
+      <w:r>
+        <w:t xml:space="preserve">- 是否适合转成 AISA API：中。更适合和通知、计划、记忆、执行 API 组合成上层产品。</w:t>
+      </w:r>
+    </w:p>
+    <w:p>
+      <w:r>
+        <w:t xml:space="preserve"> </w:t>
+      </w:r>
+    </w:p>
+    <w:p>
+      <w:r>
+        <w:t xml:space="preserve">### Self-Improving + Proactive Agent | @ivangdavila</w:t>
+      </w:r>
+    </w:p>
+    <w:p>
+      <w:r>
+        <w:t xml:space="preserve">- 三榜表现：downloads 171978，stars 1004，installs 1831。</w:t>
+      </w:r>
+    </w:p>
+    <w:p>
+      <w:r>
+        <w:t xml:space="preserve">- 核心任务：既能持续学习，又能主动帮用户推进任务。</w:t>
       </w:r>
     </w:p>
     <w:p>
@@ -544,17 +544,17 @@
     </w:p>
     <w:p>
       <w:r>
-        <w:t xml:space="preserve">  - 主动性是高价值用户最想要的特征。</w:t>
-      </w:r>
-    </w:p>
-    <w:p>
-      <w:r>
-        <w:t xml:space="preserve">  - 标题短且强，传播力很高。</w:t>
-      </w:r>
-    </w:p>
-    <w:p>
-      <w:r>
-        <w:t xml:space="preserve">  - 和 second brain 组合后形成长期陪伴型叙事。</w:t>
+        <w:t xml:space="preserve">  - 把两个最能激发想象力的 agent 叙事叠在一起。</w:t>
+      </w:r>
+    </w:p>
+    <w:p>
+      <w:r>
+        <w:t xml:space="preserve">  - 既有强传播性，也有较强安装留存。</w:t>
+      </w:r>
+    </w:p>
+    <w:p>
+      <w:r>
+        <w:t xml:space="preserve">  - 作者又用大量实用工具 skill 放大整体作品集势能。</w:t>
       </w:r>
     </w:p>
     <w:p>
@@ -564,42 +564,42 @@
     </w:p>
     <w:p>
       <w:r>
-        <w:t xml:space="preserve">  - 围绕主动性、持续性、陪伴型价值做表达。</w:t>
-      </w:r>
-    </w:p>
-    <w:p>
-      <w:r>
-        <w:t xml:space="preserve">  - 功能不必极多，但叙事必须足够强。</w:t>
-      </w:r>
-    </w:p>
-    <w:p>
-      <w:r>
-        <w:t xml:space="preserve">  - 与知识管理、计划执行类能力天然互补。</w:t>
-      </w:r>
-    </w:p>
-    <w:p>
-      <w:r>
-        <w:t xml:space="preserve">- 是否适合转成 AISA API：中。更适合和通知、计划、记忆、执行 API 组合成上层产品。</w:t>
-      </w:r>
-    </w:p>
-    <w:p>
-      <w:r>
-        <w:t xml:space="preserve"> </w:t>
-      </w:r>
-    </w:p>
-    <w:p>
-      <w:r>
-        <w:t xml:space="preserve">### Self-Improving + Proactive Agent | @ivangdavila</w:t>
-      </w:r>
-    </w:p>
-    <w:p>
-      <w:r>
-        <w:t xml:space="preserve">- 三榜表现：downloads 167391，stars 977，installs 1807。</w:t>
-      </w:r>
-    </w:p>
-    <w:p>
-      <w:r>
-        <w:t xml:space="preserve">- 核心任务：既能持续学习，又能主动帮用户推进任务。</w:t>
+        <w:t xml:space="preserve">  - 把能力叙事做成组合拳。</w:t>
+      </w:r>
+    </w:p>
+    <w:p>
+      <w:r>
+        <w:t xml:space="preserve">  - 用旗舰叙事 skill 吸量，再用实用工具承接。</w:t>
+      </w:r>
+    </w:p>
+    <w:p>
+      <w:r>
+        <w:t xml:space="preserve">  - 通过作者作品集放大单个 skill 的势能。</w:t>
+      </w:r>
+    </w:p>
+    <w:p>
+      <w:r>
+        <w:t xml:space="preserve">- 是否适合转成 AISA API：中。更适合做上层 agent 编排产品，而非单点底层 API。</w:t>
+      </w:r>
+    </w:p>
+    <w:p>
+      <w:r>
+        <w:t xml:space="preserve"> </w:t>
+      </w:r>
+    </w:p>
+    <w:p>
+      <w:r>
+        <w:t xml:space="preserve">### Weather | @steipete</w:t>
+      </w:r>
+    </w:p>
+    <w:p>
+      <w:r>
+        <w:t xml:space="preserve">- 三榜表现：downloads 139283，stars 366，installs 3538。</w:t>
+      </w:r>
+    </w:p>
+    <w:p>
+      <w:r>
+        <w:t xml:space="preserve">- 核心任务：快速查询天气并直接服务决策。</w:t>
       </w:r>
     </w:p>
     <w:p>
@@ -609,17 +609,17 @@
     </w:p>
     <w:p>
       <w:r>
-        <w:t xml:space="preserve">  - 把两个最能激发想象力的 agent 叙事叠在一起。</w:t>
-      </w:r>
-    </w:p>
-    <w:p>
-      <w:r>
-        <w:t xml:space="preserve">  - 既有强传播性，也有较强安装留存。</w:t>
-      </w:r>
-    </w:p>
-    <w:p>
-      <w:r>
-        <w:t xml:space="preserve">  - 作者又用大量实用工具 skill 放大整体作品集势能。</w:t>
+        <w:t xml:space="preserve">  - 超级高频、超级低门槛。</w:t>
+      </w:r>
+    </w:p>
+    <w:p>
+      <w:r>
+        <w:t xml:space="preserve">  - 名字极短，用户没有理解成本。</w:t>
+      </w:r>
+    </w:p>
+    <w:p>
+      <w:r>
+        <w:t xml:space="preserve">  - 虽然不炫技，但安装留存非常强。</w:t>
       </w:r>
     </w:p>
     <w:p>
@@ -629,42 +629,42 @@
     </w:p>
     <w:p>
       <w:r>
-        <w:t xml:space="preserve">  - 把能力叙事做成组合拳。</w:t>
-      </w:r>
-    </w:p>
-    <w:p>
-      <w:r>
-        <w:t xml:space="preserve">  - 用旗舰叙事 skill 吸量，再用实用工具承接。</w:t>
-      </w:r>
-    </w:p>
-    <w:p>
-      <w:r>
-        <w:t xml:space="preserve">  - 通过作者作品集放大单个 skill 的势能。</w:t>
-      </w:r>
-    </w:p>
-    <w:p>
-      <w:r>
-        <w:t xml:space="preserve">- 是否适合转成 AISA API：中。更适合做上层 agent 编排产品，而非单点底层 API。</w:t>
-      </w:r>
-    </w:p>
-    <w:p>
-      <w:r>
-        <w:t xml:space="preserve"> </w:t>
-      </w:r>
-    </w:p>
-    <w:p>
-      <w:r>
-        <w:t xml:space="preserve">### Weather | @steipete</w:t>
-      </w:r>
-    </w:p>
-    <w:p>
-      <w:r>
-        <w:t xml:space="preserve">- 三榜表现：downloads 136608，stars 361，installs 3502。</w:t>
-      </w:r>
-    </w:p>
-    <w:p>
-      <w:r>
-        <w:t xml:space="preserve">- 核心任务：快速查询天气并直接服务决策。</w:t>
+        <w:t xml:space="preserve">  - 不要忽视低门槛高频工具。</w:t>
+      </w:r>
+    </w:p>
+    <w:p>
+      <w:r>
+        <w:t xml:space="preserve">  - 越常用、越简单，越容易留存。</w:t>
+      </w:r>
+    </w:p>
+    <w:p>
+      <w:r>
+        <w:t xml:space="preserve">  - 这种入口最适合作为 API 消耗型业务。</w:t>
+      </w:r>
+    </w:p>
+    <w:p>
+      <w:r>
+        <w:t xml:space="preserve">- 是否适合转成 AISA API：极高。可做天气 API、出行建议 API、通知 API 套餐。</w:t>
+      </w:r>
+    </w:p>
+    <w:p>
+      <w:r>
+        <w:t xml:space="preserve"> </w:t>
+      </w:r>
+    </w:p>
+    <w:p>
+      <w:r>
+        <w:t xml:space="preserve">### Multi Search Engine | @gpyangyoujun</w:t>
+      </w:r>
+    </w:p>
+    <w:p>
+      <w:r>
+        <w:t xml:space="preserve">- 三榜表现：downloads 127456，stars 602，installs 1840。</w:t>
+      </w:r>
+    </w:p>
+    <w:p>
+      <w:r>
+        <w:t xml:space="preserve">- 核心任务：一次性搜索多个来源并拿到更好的检索结果。</w:t>
       </w:r>
     </w:p>
     <w:p>
@@ -674,17 +674,17 @@
     </w:p>
     <w:p>
       <w:r>
-        <w:t xml:space="preserve">  - 超级高频、超级低门槛。</w:t>
-      </w:r>
-    </w:p>
-    <w:p>
-      <w:r>
-        <w:t xml:space="preserve">  - 名字极短，用户没有理解成本。</w:t>
-      </w:r>
-    </w:p>
-    <w:p>
-      <w:r>
-        <w:t xml:space="preserve">  - 虽然不炫技，但安装留存非常强。</w:t>
+        <w:t xml:space="preserve">  - 搜索本身就是高频需求。</w:t>
+      </w:r>
+    </w:p>
+    <w:p>
+      <w:r>
+        <w:t xml:space="preserve">  - 多源聚合让用户天然感知价值。</w:t>
+      </w:r>
+    </w:p>
+    <w:p>
+      <w:r>
+        <w:t xml:space="preserve">  - 对 agent 和研究类用户都通用。</w:t>
       </w:r>
     </w:p>
     <w:p>
@@ -694,42 +694,42 @@
     </w:p>
     <w:p>
       <w:r>
-        <w:t xml:space="preserve">  - 不要忽视低门槛高频工具。</w:t>
-      </w:r>
-    </w:p>
-    <w:p>
-      <w:r>
-        <w:t xml:space="preserve">  - 越常用、越简单，越容易留存。</w:t>
-      </w:r>
-    </w:p>
-    <w:p>
-      <w:r>
-        <w:t xml:space="preserve">  - 这种入口最适合作为 API 消耗型业务。</w:t>
-      </w:r>
-    </w:p>
-    <w:p>
-      <w:r>
-        <w:t xml:space="preserve">- 是否适合转成 AISA API：极高。可做天气 API、出行建议 API、通知 API 套餐。</w:t>
-      </w:r>
-    </w:p>
-    <w:p>
-      <w:r>
-        <w:t xml:space="preserve"> </w:t>
-      </w:r>
-    </w:p>
-    <w:p>
-      <w:r>
-        <w:t xml:space="preserve">### Multi Search Engine | @gpyangyoujun</w:t>
-      </w:r>
-    </w:p>
-    <w:p>
-      <w:r>
-        <w:t xml:space="preserve">- 三榜表现：downloads 122949，stars 572，installs 1800。</w:t>
-      </w:r>
-    </w:p>
-    <w:p>
-      <w:r>
-        <w:t xml:space="preserve">- 核心任务：一次性搜索多个来源并拿到更好的检索结果。</w:t>
+        <w:t xml:space="preserve">  - 一个聚合价值就能成为卖点。</w:t>
+      </w:r>
+    </w:p>
+    <w:p>
+      <w:r>
+        <w:t xml:space="preserve">  - 搜索类产品最适合做 API 家族。</w:t>
+      </w:r>
+    </w:p>
+    <w:p>
+      <w:r>
+        <w:t xml:space="preserve">  - 先做通用入口，再拆学术、新闻、地区搜索。</w:t>
+      </w:r>
+    </w:p>
+    <w:p>
+      <w:r>
+        <w:t xml:space="preserve">- 是否适合转成 AISA API：极高。可扩 Tavily、Serp、学术、新闻、本地搜索等整个家族。</w:t>
+      </w:r>
+    </w:p>
+    <w:p>
+      <w:r>
+        <w:t xml:space="preserve"> </w:t>
+      </w:r>
+    </w:p>
+    <w:p>
+      <w:r>
+        <w:t xml:space="preserve">### Obsidian | @steipete</w:t>
+      </w:r>
+    </w:p>
+    <w:p>
+      <w:r>
+        <w:t xml:space="preserve">- 三榜表现：downloads 85459，stars 349，installs 2353。</w:t>
+      </w:r>
+    </w:p>
+    <w:p>
+      <w:r>
+        <w:t xml:space="preserve">- 核心任务：把 AI 能力嵌进知识管理工作流。</w:t>
       </w:r>
     </w:p>
     <w:p>
@@ -739,17 +739,17 @@
     </w:p>
     <w:p>
       <w:r>
-        <w:t xml:space="preserve">  - 搜索本身就是高频需求。</w:t>
-      </w:r>
-    </w:p>
-    <w:p>
-      <w:r>
-        <w:t xml:space="preserve">  - 多源聚合让用户天然感知价值。</w:t>
-      </w:r>
-    </w:p>
-    <w:p>
-      <w:r>
-        <w:t xml:space="preserve">  - 对 agent 和研究类用户都通用。</w:t>
+        <w:t xml:space="preserve">  - 绑定强工作流平台。</w:t>
+      </w:r>
+    </w:p>
+    <w:p>
+      <w:r>
+        <w:t xml:space="preserve">  - 安装后切换成本高。</w:t>
+      </w:r>
+    </w:p>
+    <w:p>
+      <w:r>
+        <w:t xml:space="preserve">  - 用户使用频率高，容易常驻。</w:t>
       </w:r>
     </w:p>
     <w:p>
@@ -759,42 +759,42 @@
     </w:p>
     <w:p>
       <w:r>
-        <w:t xml:space="preserve">  - 一个聚合价值就能成为卖点。</w:t>
-      </w:r>
-    </w:p>
-    <w:p>
-      <w:r>
-        <w:t xml:space="preserve">  - 搜索类产品最适合做 API 家族。</w:t>
-      </w:r>
-    </w:p>
-    <w:p>
-      <w:r>
-        <w:t xml:space="preserve">  - 先做通用入口，再拆学术、新闻、地区搜索。</w:t>
-      </w:r>
-    </w:p>
-    <w:p>
-      <w:r>
-        <w:t xml:space="preserve">- 是否适合转成 AISA API：极高。可扩 Tavily、Serp、学术、新闻、本地搜索等整个家族。</w:t>
-      </w:r>
-    </w:p>
-    <w:p>
-      <w:r>
-        <w:t xml:space="preserve"> </w:t>
-      </w:r>
-    </w:p>
-    <w:p>
-      <w:r>
-        <w:t xml:space="preserve">### Obsidian | @steipete</w:t>
-      </w:r>
-    </w:p>
-    <w:p>
-      <w:r>
-        <w:t xml:space="preserve">- 三榜表现：downloads 83438，stars 335，installs 2323。</w:t>
-      </w:r>
-    </w:p>
-    <w:p>
-      <w:r>
-        <w:t xml:space="preserve">- 核心任务：把 AI 能力嵌进知识管理工作流。</w:t>
+        <w:t xml:space="preserve">  - 优先绑定强平台。</w:t>
+      </w:r>
+    </w:p>
+    <w:p>
+      <w:r>
+        <w:t xml:space="preserve">  - 平台型入口适合长期安装。</w:t>
+      </w:r>
+    </w:p>
+    <w:p>
+      <w:r>
+        <w:t xml:space="preserve">  - 围绕知识管理可延展大量周边能力。</w:t>
+      </w:r>
+    </w:p>
+    <w:p>
+      <w:r>
+        <w:t xml:space="preserve">- 是否适合转成 AISA API：高。可转知识管理、笔记搜索、笔记生成、知识库同步 API。</w:t>
+      </w:r>
+    </w:p>
+    <w:p>
+      <w:r>
+        <w:t xml:space="preserve"> </w:t>
+      </w:r>
+    </w:p>
+    <w:p>
+      <w:r>
+        <w:t xml:space="preserve">### ontology | @oswalpalash</w:t>
+      </w:r>
+    </w:p>
+    <w:p>
+      <w:r>
+        <w:t xml:space="preserve">- 三榜表现：downloads 170492，stars 560，installs 1184。</w:t>
+      </w:r>
+    </w:p>
+    <w:p>
+      <w:r>
+        <w:t xml:space="preserve">- 核心任务：为 agent 和复杂工作流提供结构化知识图谱与约束。</w:t>
       </w:r>
     </w:p>
     <w:p>
@@ -804,17 +804,17 @@
     </w:p>
     <w:p>
       <w:r>
-        <w:t xml:space="preserve">  - 绑定强工作流平台。</w:t>
-      </w:r>
-    </w:p>
-    <w:p>
-      <w:r>
-        <w:t xml:space="preserve">  - 安装后切换成本高。</w:t>
-      </w:r>
-    </w:p>
-    <w:p>
-      <w:r>
-        <w:t xml:space="preserve">  - 用户使用频率高，容易常驻。</w:t>
+        <w:t xml:space="preserve">  - 服务的是高价值用户群。</w:t>
+      </w:r>
+    </w:p>
+    <w:p>
+      <w:r>
+        <w:t xml:space="preserve">  - 概念高级，带来收藏和传播。</w:t>
+      </w:r>
+    </w:p>
+    <w:p>
+      <w:r>
+        <w:t xml:space="preserve">  - 一旦接入流程，切换成本较高。</w:t>
       </w:r>
     </w:p>
     <w:p>
@@ -824,87 +824,22 @@
     </w:p>
     <w:p>
       <w:r>
-        <w:t xml:space="preserve">  - 优先绑定强平台。</w:t>
-      </w:r>
-    </w:p>
-    <w:p>
-      <w:r>
-        <w:t xml:space="preserve">  - 平台型入口适合长期安装。</w:t>
-      </w:r>
-    </w:p>
-    <w:p>
-      <w:r>
-        <w:t xml:space="preserve">  - 围绕知识管理可延展大量周边能力。</w:t>
-      </w:r>
-    </w:p>
-    <w:p>
-      <w:r>
-        <w:t xml:space="preserve">- 是否适合转成 AISA API：高。可转知识管理、笔记搜索、笔记生成、知识库同步 API。</w:t>
-      </w:r>
-    </w:p>
-    <w:p>
-      <w:r>
-        <w:t xml:space="preserve"> </w:t>
-      </w:r>
-    </w:p>
-    <w:p>
-      <w:r>
-        <w:t xml:space="preserve">### Nano Banana Pro | @steipete</w:t>
-      </w:r>
-    </w:p>
-    <w:p>
-      <w:r>
-        <w:t xml:space="preserve">- 三榜表现：downloads 88114，stars 348，installs 1720。</w:t>
-      </w:r>
-    </w:p>
-    <w:p>
-      <w:r>
-        <w:t xml:space="preserve">- 核心任务：快速生成高质量图像/媒体内容。</w:t>
-      </w:r>
-    </w:p>
-    <w:p>
-      <w:r>
-        <w:t xml:space="preserve">- 爆款原因：</w:t>
-      </w:r>
-    </w:p>
-    <w:p>
-      <w:r>
-        <w:t xml:space="preserve">  - 媒体生成仍然具备天然传播性。</w:t>
-      </w:r>
-    </w:p>
-    <w:p>
-      <w:r>
-        <w:t xml:space="preserve">  - 结果可见，容易做展示。</w:t>
-      </w:r>
-    </w:p>
-    <w:p>
-      <w:r>
-        <w:t xml:space="preserve">  - 高频创作人群愿意持续使用。</w:t>
-      </w:r>
-    </w:p>
-    <w:p>
-      <w:r>
-        <w:t xml:space="preserve">- 可复制打法：</w:t>
-      </w:r>
-    </w:p>
-    <w:p>
-      <w:r>
-        <w:t xml:space="preserve">  - 可见结果最容易传播。</w:t>
-      </w:r>
-    </w:p>
-    <w:p>
-      <w:r>
-        <w:t xml:space="preserve">  - 同一模型能力可拆出多个内容场景包。</w:t>
-      </w:r>
-    </w:p>
-    <w:p>
-      <w:r>
-        <w:t xml:space="preserve">  - 需要用样例和展示强化转化。</w:t>
-      </w:r>
-    </w:p>
-    <w:p>
-      <w:r>
-        <w:t xml:space="preserve">- 是否适合转成 AISA API：高。媒体生成一直是 AISA 强变现方向。</w:t>
+        <w:t xml:space="preserve">  - 把复杂能力变成高级但具体的系统概念。</w:t>
+      </w:r>
+    </w:p>
+    <w:p>
+      <w:r>
+        <w:t xml:space="preserve">  - 重点服务高价值少数人群，而不是所有人。</w:t>
+      </w:r>
+    </w:p>
+    <w:p>
+      <w:r>
+        <w:t xml:space="preserve">  - 通过约束、结构、共享记忆形成粘性。</w:t>
+      </w:r>
+    </w:p>
+    <w:p>
+      <w:r>
+        <w:t xml:space="preserve">- 是否适合转成 AISA API：中高。适合做知识图谱、实体关系、记忆结构化 API。</w:t>
       </w:r>
     </w:p>
     <w:p>
@@ -929,42 +864,42 @@
     </w:p>
     <w:p>
       <w:r>
-        <w:t xml:space="preserve">| steipete | 91 | 5525 | Github, Gog, Weather | 以高频日常工具组成作品集矩阵，靠多入口、多场景长期收割安装量。 |</w:t>
-      </w:r>
-    </w:p>
-    <w:p>
-      <w:r>
-        <w:t xml:space="preserve">| ivangdavila | 19 | 917 | Self-Improving + Proactive Agent, Word / DOCX, Excel / XLSX | 一边做 agent 叙事，一边做文档/办公等高需求工具，把吸引力和实用性放在同一作品集里。 |</w:t>
-      </w:r>
-    </w:p>
-    <w:p>
-      <w:r>
-        <w:t xml:space="preserve">| byungkyu | 7 | 301 | API Gateway, Gmail, YouTube | 围绕 API/办公/获客等强业务场景批量铺开，是典型的 B2B 工具作者打法。 |</w:t>
-      </w:r>
-    </w:p>
-    <w:p>
-      <w:r>
-        <w:t xml:space="preserve">| ide-rea | 4 | 213 | Baidu web search, Baidu Wenku AIPPT, baidu baike search | 用本地化搜索和中文生态入口拿差异化市场，是区域型分发打法。 |</w:t>
-      </w:r>
-    </w:p>
-    <w:p>
-      <w:r>
-        <w:t xml:space="preserve">| pskoett | 3 | 300 | self-improving-agent, simplify-and-harden, intent-framed-agents | 用单一强叙事把抽象 agent 能力包装成强身份认同产品。 |</w:t>
-      </w:r>
-    </w:p>
-    <w:p>
-      <w:r>
-        <w:t xml:space="preserve">| spclaudehome | 3 | 295 | Skill Vetter, CrabNet | 抓住安全焦虑和安装前决策点，用极强的任务清晰度吃下高转化。 |</w:t>
-      </w:r>
-    </w:p>
-    <w:p>
-      <w:r>
-        <w:t xml:space="preserve">| halthelobster | 3 | 285 | Proactive Agent, PARA Second Brain | 作品少但定位极准，用更强的主动性叙事做高粘性技能。 |</w:t>
-      </w:r>
-    </w:p>
-    <w:p>
-      <w:r>
-        <w:t xml:space="preserve">| gpyangyoujun | 3 | 272 | Multi Search Engine, uniqlo(优衣库)-product-query | 抓住搜索和消费决策这类高需求入口，用简单名字换来直接下载。 |</w:t>
+        <w:t xml:space="preserve">| steipete | 91 | 5591 | Github, Gog, Weather | 以高频日常工具组成作品集矩阵，靠多入口、多场景长期收割安装量。 |</w:t>
+      </w:r>
+    </w:p>
+    <w:p>
+      <w:r>
+        <w:t xml:space="preserve">| ivangdavila | 19 | 950 | Self-Improving + Proactive Agent, Word / DOCX, Excel / XLSX | 一边做 agent 叙事，一边做文档/办公等高需求工具，把吸引力和实用性放在同一作品集里。 |</w:t>
+      </w:r>
+    </w:p>
+    <w:p>
+      <w:r>
+        <w:t xml:space="preserve">| byungkyu | 7 | 305 | API Gateway, Gmail, YouTube | 围绕 API/办公/获客等强业务场景批量铺开，是典型的 B2B 工具作者打法。 |</w:t>
+      </w:r>
+    </w:p>
+    <w:p>
+      <w:r>
+        <w:t xml:space="preserve">| ide-rea | 4 | 214 | Baidu web search, Baidu Wenku AIPPT, baidu baike search | 用本地化搜索和中文生态入口拿差异化市场，是区域型分发打法。 |</w:t>
+      </w:r>
+    </w:p>
+    <w:p>
+      <w:r>
+        <w:t xml:space="preserve">| spclaudehome | 3 | 298 | Skill Vetter, CrabNet | 抓住安全焦虑和安装前决策点，用极强的任务清晰度吃下高转化。 |</w:t>
+      </w:r>
+    </w:p>
+    <w:p>
+      <w:r>
+        <w:t xml:space="preserve">| halthelobster | 3 | 288 | Proactive Agent, PARA Second Brain | 作品少但定位极准，用更强的主动性叙事做高粘性技能。 |</w:t>
+      </w:r>
+    </w:p>
+    <w:p>
+      <w:r>
+        <w:t xml:space="preserve">| gpyangyoujun | 3 | 275 | Multi Search Engine, uniqlo(优衣库)-product-query | 抓住搜索和消费决策这类高需求入口，用简单名字换来直接下载。 |</w:t>
+      </w:r>
+    </w:p>
+    <w:p>
+      <w:r>
+        <w:t xml:space="preserve">| oswalpalash | 3 | 261 | ontology, Causal Inference | 围绕稳定能力核做作品集 |</w:t>
       </w:r>
     </w:p>
     <w:p>
@@ -1069,7 +1004,7 @@
     </w:p>
     <w:p>
       <w:r>
-        <w:t xml:space="preserve">- 综合表现：上榜 91 次，综合分 5525。</w:t>
+        <w:t xml:space="preserve">- 综合表现：上榜 91 次，综合分 5591。</w:t>
       </w:r>
     </w:p>
     <w:p>
@@ -1134,7 +1069,7 @@
     </w:p>
     <w:p>
       <w:r>
-        <w:t xml:space="preserve">- 综合表现：上榜 19 次，综合分 917。</w:t>
+        <w:t xml:space="preserve">- 综合表现：上榜 19 次，综合分 950。</w:t>
       </w:r>
     </w:p>
     <w:p>
@@ -1199,12 +1134,12 @@
     </w:p>
     <w:p>
       <w:r>
-        <w:t xml:space="preserve">- 综合表现：上榜 7 次，综合分 301。</w:t>
-      </w:r>
-    </w:p>
-    <w:p>
-      <w:r>
-        <w:t xml:space="preserve">- 代表作：API Gateway, Gmail, YouTube, PDF.co, Lemlist</w:t>
+        <w:t xml:space="preserve">- 综合表现：上榜 7 次，综合分 305。</w:t>
+      </w:r>
+    </w:p>
+    <w:p>
+      <w:r>
+        <w:t xml:space="preserve">- 代表作：API Gateway, Gmail, YouTube, PDF.co, Netlify</w:t>
       </w:r>
     </w:p>
     <w:p>
@@ -1264,12 +1199,12 @@
     </w:p>
     <w:p>
       <w:r>
-        <w:t xml:space="preserve">- 综合表现：上榜 4 次，综合分 213。</w:t>
-      </w:r>
-    </w:p>
-    <w:p>
-      <w:r>
-        <w:t xml:space="preserve">- 代表作：Baidu web search, Baidu Wenku AIPPT, baidu baike search, Baidu Wenku AIPictureBook, deepresearch conversation</w:t>
+        <w:t xml:space="preserve">- 综合表现：上榜 4 次，综合分 214。</w:t>
+      </w:r>
+    </w:p>
+    <w:p>
+      <w:r>
+        <w:t xml:space="preserve">- 代表作：Baidu web search, Baidu Wenku AIPPT, baidu baike search, Baidu Wenku AIPictureBook, deepresearch</w:t>
       </w:r>
     </w:p>
     <w:p>
@@ -1324,22 +1259,22 @@
     </w:p>
     <w:p>
       <w:r>
-        <w:t xml:space="preserve">### @pskoett</w:t>
-      </w:r>
-    </w:p>
-    <w:p>
-      <w:r>
-        <w:t xml:space="preserve">- 综合表现：上榜 3 次，综合分 300。</w:t>
-      </w:r>
-    </w:p>
-    <w:p>
-      <w:r>
-        <w:t xml:space="preserve">- 代表作：self-improving-agent, simplify-and-harden, intent-framed-agents, context-surfing, learning-aggregator</w:t>
-      </w:r>
-    </w:p>
-    <w:p>
-      <w:r>
-        <w:t xml:space="preserve">- 生产方法判断：用单一强叙事把抽象 agent 能力包装成强身份认同产品。</w:t>
+        <w:t xml:space="preserve">### @spclaudehome</w:t>
+      </w:r>
+    </w:p>
+    <w:p>
+      <w:r>
+        <w:t xml:space="preserve">- 综合表现：上榜 3 次，综合分 298。</w:t>
+      </w:r>
+    </w:p>
+    <w:p>
+      <w:r>
+        <w:t xml:space="preserve">- 代表作：Skill Vetter, CrabNet</w:t>
+      </w:r>
+    </w:p>
+    <w:p>
+      <w:r>
+        <w:t xml:space="preserve">- 生产方法判断：抓住安全焦虑和安装前决策点，用极强的任务清晰度吃下高转化。</w:t>
       </w:r>
     </w:p>
     <w:p>
@@ -1369,42 +1304,42 @@
     </w:p>
     <w:p>
       <w:r>
-        <w:t xml:space="preserve">  - 把 skill 做成一个方法论符号，而不是一个普通工具名。</w:t>
-      </w:r>
-    </w:p>
-    <w:p>
-      <w:r>
-        <w:t xml:space="preserve">  - 持续围绕同一能力核迭代，而不是频繁换赛道。</w:t>
-      </w:r>
-    </w:p>
-    <w:p>
-      <w:r>
-        <w:t xml:space="preserve">  - 把“失败后更强、纠错后更强”这种用户感知极强的价值讲透。</w:t>
-      </w:r>
-    </w:p>
-    <w:p>
-      <w:r>
-        <w:t xml:space="preserve"> </w:t>
-      </w:r>
-    </w:p>
-    <w:p>
-      <w:r>
-        <w:t xml:space="preserve">### @spclaudehome</w:t>
-      </w:r>
-    </w:p>
-    <w:p>
-      <w:r>
-        <w:t xml:space="preserve">- 综合表现：上榜 3 次，综合分 295。</w:t>
-      </w:r>
-    </w:p>
-    <w:p>
-      <w:r>
-        <w:t xml:space="preserve">- 代表作：Skill Vetter, CrabNet</w:t>
-      </w:r>
-    </w:p>
-    <w:p>
-      <w:r>
-        <w:t xml:space="preserve">- 生产方法判断：抓住安全焦虑和安装前决策点，用极强的任务清晰度吃下高转化。</w:t>
+        <w:t xml:space="preserve">  - skill 标题就是动作本身，用户不用猜。</w:t>
+      </w:r>
+    </w:p>
+    <w:p>
+      <w:r>
+        <w:t xml:space="preserve">  - 先占安装前入口，再扩展到周边审计能力。</w:t>
+      </w:r>
+    </w:p>
+    <w:p>
+      <w:r>
+        <w:t xml:space="preserve">  - 让输出直接变成决策，而不是仅提供信息。</w:t>
+      </w:r>
+    </w:p>
+    <w:p>
+      <w:r>
+        <w:t xml:space="preserve"> </w:t>
+      </w:r>
+    </w:p>
+    <w:p>
+      <w:r>
+        <w:t xml:space="preserve">### @halthelobster</w:t>
+      </w:r>
+    </w:p>
+    <w:p>
+      <w:r>
+        <w:t xml:space="preserve">- 综合表现：上榜 3 次，综合分 288。</w:t>
+      </w:r>
+    </w:p>
+    <w:p>
+      <w:r>
+        <w:t xml:space="preserve">- 代表作：Proactive Agent, PARA Second Brain</w:t>
+      </w:r>
+    </w:p>
+    <w:p>
+      <w:r>
+        <w:t xml:space="preserve">- 生产方法判断：作品少但定位极准，用更强的主动性叙事做高粘性技能。</w:t>
       </w:r>
     </w:p>
     <w:p>
@@ -1434,42 +1369,42 @@
     </w:p>
     <w:p>
       <w:r>
-        <w:t xml:space="preserve">  - skill 标题就是动作本身，用户不用猜。</w:t>
-      </w:r>
-    </w:p>
-    <w:p>
-      <w:r>
-        <w:t xml:space="preserve">  - 先占安装前入口，再扩展到周边审计能力。</w:t>
-      </w:r>
-    </w:p>
-    <w:p>
-      <w:r>
-        <w:t xml:space="preserve">  - 让输出直接变成决策，而不是仅提供信息。</w:t>
-      </w:r>
-    </w:p>
-    <w:p>
-      <w:r>
-        <w:t xml:space="preserve"> </w:t>
-      </w:r>
-    </w:p>
-    <w:p>
-      <w:r>
-        <w:t xml:space="preserve">### @halthelobster</w:t>
-      </w:r>
-    </w:p>
-    <w:p>
-      <w:r>
-        <w:t xml:space="preserve">- 综合表现：上榜 3 次，综合分 285。</w:t>
-      </w:r>
-    </w:p>
-    <w:p>
-      <w:r>
-        <w:t xml:space="preserve">- 代表作：Proactive Agent, PARA Second Brain</w:t>
-      </w:r>
-    </w:p>
-    <w:p>
-      <w:r>
-        <w:t xml:space="preserve">- 生产方法判断：作品少但定位极准，用更强的主动性叙事做高粘性技能。</w:t>
+        <w:t xml:space="preserve">  - 少做，不乱做，只做高辨识度入口。</w:t>
+      </w:r>
+    </w:p>
+    <w:p>
+      <w:r>
+        <w:t xml:space="preserve">  - 主动性和 second brain 都指向长期陪伴型能力。</w:t>
+      </w:r>
+    </w:p>
+    <w:p>
+      <w:r>
+        <w:t xml:space="preserve">  - 高星标背后是强世界观，而不只是单次功能。</w:t>
+      </w:r>
+    </w:p>
+    <w:p>
+      <w:r>
+        <w:t xml:space="preserve"> </w:t>
+      </w:r>
+    </w:p>
+    <w:p>
+      <w:r>
+        <w:t xml:space="preserve">### @gpyangyoujun</w:t>
+      </w:r>
+    </w:p>
+    <w:p>
+      <w:r>
+        <w:t xml:space="preserve">- 综合表现：上榜 3 次，综合分 275。</w:t>
+      </w:r>
+    </w:p>
+    <w:p>
+      <w:r>
+        <w:t xml:space="preserve">- 代表作：Multi Search Engine, uniqlo(优衣库)-product-query</w:t>
+      </w:r>
+    </w:p>
+    <w:p>
+      <w:r>
+        <w:t xml:space="preserve">- 生产方法判断：抓住搜索和消费决策这类高需求入口，用简单名字换来直接下载。</w:t>
       </w:r>
     </w:p>
     <w:p>
@@ -1499,42 +1434,42 @@
     </w:p>
     <w:p>
       <w:r>
-        <w:t xml:space="preserve">  - 少做，不乱做，只做高辨识度入口。</w:t>
-      </w:r>
-    </w:p>
-    <w:p>
-      <w:r>
-        <w:t xml:space="preserve">  - 主动性和 second brain 都指向长期陪伴型能力。</w:t>
-      </w:r>
-    </w:p>
-    <w:p>
-      <w:r>
-        <w:t xml:space="preserve">  - 高星标背后是强世界观，而不只是单次功能。</w:t>
-      </w:r>
-    </w:p>
-    <w:p>
-      <w:r>
-        <w:t xml:space="preserve"> </w:t>
-      </w:r>
-    </w:p>
-    <w:p>
-      <w:r>
-        <w:t xml:space="preserve">### @gpyangyoujun</w:t>
-      </w:r>
-    </w:p>
-    <w:p>
-      <w:r>
-        <w:t xml:space="preserve">- 综合表现：上榜 3 次，综合分 272。</w:t>
-      </w:r>
-    </w:p>
-    <w:p>
-      <w:r>
-        <w:t xml:space="preserve">- 代表作：Multi Search Engine, uniqlo(优衣库)-product-query</w:t>
-      </w:r>
-    </w:p>
-    <w:p>
-      <w:r>
-        <w:t xml:space="preserve">- 生产方法判断：抓住搜索和消费决策这类高需求入口，用简单名字换来直接下载。</w:t>
+        <w:t xml:space="preserve">  - 搜索类入口天然高频，尤其适合 API 化。</w:t>
+      </w:r>
+    </w:p>
+    <w:p>
+      <w:r>
+        <w:t xml:space="preserve">  - 保持名字可检索，而不是追求酷炫表达。</w:t>
+      </w:r>
+    </w:p>
+    <w:p>
+      <w:r>
+        <w:t xml:space="preserve">  - 先用广需求技能吸量，再往垂直 SKU 扩展。</w:t>
+      </w:r>
+    </w:p>
+    <w:p>
+      <w:r>
+        <w:t xml:space="preserve"> </w:t>
+      </w:r>
+    </w:p>
+    <w:p>
+      <w:r>
+        <w:t xml:space="preserve">### @oswalpalash</w:t>
+      </w:r>
+    </w:p>
+    <w:p>
+      <w:r>
+        <w:t xml:space="preserve">- 综合表现：上榜 3 次，综合分 261。</w:t>
+      </w:r>
+    </w:p>
+    <w:p>
+      <w:r>
+        <w:t xml:space="preserve">- 代表作：ontology, Causal Inference</w:t>
+      </w:r>
+    </w:p>
+    <w:p>
+      <w:r>
+        <w:t xml:space="preserve">- 生产方法判断：围绕稳定能力核做作品集</w:t>
       </w:r>
     </w:p>
     <w:p>
@@ -1564,17 +1499,7 @@
     </w:p>
     <w:p>
       <w:r>
-        <w:t xml:space="preserve">  - 搜索类入口天然高频，尤其适合 API 化。</w:t>
-      </w:r>
-    </w:p>
-    <w:p>
-      <w:r>
-        <w:t xml:space="preserve">  - 保持名字可检索，而不是追求酷炫表达。</w:t>
-      </w:r>
-    </w:p>
-    <w:p>
-      <w:r>
-        <w:t xml:space="preserve">  - 先用广需求技能吸量，再往垂直 SKU 扩展。</w:t>
+        <w:t xml:space="preserve">  - 围绕一个能力核持续做矩阵。</w:t>
       </w:r>
     </w:p>
     <w:p>
@@ -1819,52 +1744,52 @@
     </w:p>
     <w:p>
       <w:r>
-        <w:t xml:space="preserve">| 1 | self-improving-agent | pskoett | 399757 | 3253 | 5983 |</w:t>
-      </w:r>
-    </w:p>
-    <w:p>
-      <w:r>
-        <w:t xml:space="preserve">| 2 | Skill Vetter | spclaudehome | 213683 | 922 | 4001 |</w:t>
-      </w:r>
-    </w:p>
-    <w:p>
-      <w:r>
-        <w:t xml:space="preserve">| 3 | ontology | oswalpalash | 167603 | 546 | 1162 |</w:t>
-      </w:r>
-    </w:p>
-    <w:p>
-      <w:r>
-        <w:t xml:space="preserve">| 4 | Self-Improving + Proactive Agent | ivangdavila | 167391 | 977 | 1807 |</w:t>
-      </w:r>
-    </w:p>
-    <w:p>
-      <w:r>
-        <w:t xml:space="preserve">| 5 | Github | steipete | 160415 | 521 | 4028 |</w:t>
-      </w:r>
-    </w:p>
-    <w:p>
-      <w:r>
-        <w:t xml:space="preserve">| 6 | Gog | steipete | 158405 | 840 | 3322 |</w:t>
-      </w:r>
-    </w:p>
-    <w:p>
-      <w:r>
-        <w:t xml:space="preserve">| 7 | Proactive Agent | halthelobster | 145389 | 715 | 2682 |</w:t>
-      </w:r>
-    </w:p>
-    <w:p>
-      <w:r>
-        <w:t xml:space="preserve">| 8 | Weather | steipete | 136608 | 361 | 3502 |</w:t>
-      </w:r>
-    </w:p>
-    <w:p>
-      <w:r>
-        <w:t xml:space="preserve">| 9 | Polymarket | joelchance | 123058 | 79 | 27 |</w:t>
-      </w:r>
-    </w:p>
-    <w:p>
-      <w:r>
-        <w:t xml:space="preserve">| 10 | Multi Search Engine | gpyangyoujun | 122949 | 572 | 1800 |</w:t>
+        <w:t xml:space="preserve">| 1 | Skill Vetter | spclaudehome | 219735 | 960 | 4073 |</w:t>
+      </w:r>
+    </w:p>
+    <w:p>
+      <w:r>
+        <w:t xml:space="preserve">| 2 | Self-Improving + Proactive Agent | ivangdavila | 171978 | 1004 | 1831 |</w:t>
+      </w:r>
+    </w:p>
+    <w:p>
+      <w:r>
+        <w:t xml:space="preserve">| 3 | ontology | oswalpalash | 170492 | 560 | 1184 |</w:t>
+      </w:r>
+    </w:p>
+    <w:p>
+      <w:r>
+        <w:t xml:space="preserve">| 4 | Github | steipete | 163764 | 535 | 4077 |</w:t>
+      </w:r>
+    </w:p>
+    <w:p>
+      <w:r>
+        <w:t xml:space="preserve">| 5 | Gog | steipete | 161529 | 849 | 3352 |</w:t>
+      </w:r>
+    </w:p>
+    <w:p>
+      <w:r>
+        <w:t xml:space="preserve">| 6 | Proactive Agent | halthelobster | 147962 | 726 | 2721 |</w:t>
+      </w:r>
+    </w:p>
+    <w:p>
+      <w:r>
+        <w:t xml:space="preserve">| 7 | Weather | steipete | 139283 | 366 | 3538 |</w:t>
+      </w:r>
+    </w:p>
+    <w:p>
+      <w:r>
+        <w:t xml:space="preserve">| 8 | Polymarket | joelchance | 134026 | 93 | 28 |</w:t>
+      </w:r>
+    </w:p>
+    <w:p>
+      <w:r>
+        <w:t xml:space="preserve">| 9 | Multi Search Engine | gpyangyoujun | 127456 | 602 | 1840 |</w:t>
+      </w:r>
+    </w:p>
+    <w:p>
+      <w:r>
+        <w:t xml:space="preserve">| 10 | AdMapix | fly0pants | 106542 | 274 | 257 |</w:t>
       </w:r>
     </w:p>
     <w:p>
@@ -1889,52 +1814,52 @@
     </w:p>
     <w:p>
       <w:r>
-        <w:t xml:space="preserve">| 1 | self-improving-agent | pskoett | 399757 | 3253 | 5983 |</w:t>
-      </w:r>
-    </w:p>
-    <w:p>
-      <w:r>
-        <w:t xml:space="preserve">| 2 | Self-Improving + Proactive Agent | ivangdavila | 167391 | 977 | 1807 |</w:t>
-      </w:r>
-    </w:p>
-    <w:p>
-      <w:r>
-        <w:t xml:space="preserve">| 3 | Skill Vetter | spclaudehome | 213683 | 922 | 4001 |</w:t>
-      </w:r>
-    </w:p>
-    <w:p>
-      <w:r>
-        <w:t xml:space="preserve">| 4 | Gog | steipete | 158405 | 840 | 3322 |</w:t>
-      </w:r>
-    </w:p>
-    <w:p>
-      <w:r>
-        <w:t xml:space="preserve">| 5 | Proactive Agent | halthelobster | 145389 | 715 | 2682 |</w:t>
-      </w:r>
-    </w:p>
-    <w:p>
-      <w:r>
-        <w:t xml:space="preserve">| 6 | Multi Search Engine | gpyangyoujun | 122949 | 572 | 1800 |</w:t>
-      </w:r>
-    </w:p>
-    <w:p>
-      <w:r>
-        <w:t xml:space="preserve">| 7 | ontology | oswalpalash | 167603 | 546 | 1162 |</w:t>
-      </w:r>
-    </w:p>
-    <w:p>
-      <w:r>
-        <w:t xml:space="preserve">| 8 | Humanizer | biostartechnology | 92829 | 544 | 1259 |</w:t>
-      </w:r>
-    </w:p>
-    <w:p>
-      <w:r>
-        <w:t xml:space="preserve">| 9 | Github | steipete | 160415 | 521 | 4028 |</w:t>
-      </w:r>
-    </w:p>
-    <w:p>
-      <w:r>
-        <w:t xml:space="preserve">| 10 | Free Ride - Unlimited free AI | shaivpidadi | 57775 | 413 | 422 |</w:t>
+        <w:t xml:space="preserve">| 1 | Self-Improving + Proactive Agent | ivangdavila | 171978 | 1004 | 1831 |</w:t>
+      </w:r>
+    </w:p>
+    <w:p>
+      <w:r>
+        <w:t xml:space="preserve">| 2 | Skill Vetter | spclaudehome | 219735 | 960 | 4073 |</w:t>
+      </w:r>
+    </w:p>
+    <w:p>
+      <w:r>
+        <w:t xml:space="preserve">| 3 | Gog | steipete | 161529 | 849 | 3352 |</w:t>
+      </w:r>
+    </w:p>
+    <w:p>
+      <w:r>
+        <w:t xml:space="preserve">| 4 | Proactive Agent | halthelobster | 147962 | 726 | 2721 |</w:t>
+      </w:r>
+    </w:p>
+    <w:p>
+      <w:r>
+        <w:t xml:space="preserve">| 5 | Multi Search Engine | gpyangyoujun | 127456 | 602 | 1840 |</w:t>
+      </w:r>
+    </w:p>
+    <w:p>
+      <w:r>
+        <w:t xml:space="preserve">| 6 | Humanizer | biostartechnology | 95552 | 563 | 1279 |</w:t>
+      </w:r>
+    </w:p>
+    <w:p>
+      <w:r>
+        <w:t xml:space="preserve">| 7 | ontology | oswalpalash | 170492 | 560 | 1184 |</w:t>
+      </w:r>
+    </w:p>
+    <w:p>
+      <w:r>
+        <w:t xml:space="preserve">| 8 | Github | steipete | 163764 | 535 | 4077 |</w:t>
+      </w:r>
+    </w:p>
+    <w:p>
+      <w:r>
+        <w:t xml:space="preserve">| 9 | Free Ride - Unlimited free AI | shaivpidadi | 58498 | 420 | 429 |</w:t>
+      </w:r>
+    </w:p>
+    <w:p>
+      <w:r>
+        <w:t xml:space="preserve">| 10 | Auto-Updater Skill | maximeprades | 76762 | 377 | 1292 |</w:t>
       </w:r>
     </w:p>
     <w:p>
@@ -1959,52 +1884,52 @@
     </w:p>
     <w:p>
       <w:r>
-        <w:t xml:space="preserve">| 1 | self-improving-agent | pskoett | 399757 | 3253 | 5983 |</w:t>
-      </w:r>
-    </w:p>
-    <w:p>
-      <w:r>
-        <w:t xml:space="preserve">| 2 | Github | steipete | 160415 | 521 | 4028 |</w:t>
-      </w:r>
-    </w:p>
-    <w:p>
-      <w:r>
-        <w:t xml:space="preserve">| 3 | Skill Vetter | spclaudehome | 213683 | 922 | 4001 |</w:t>
-      </w:r>
-    </w:p>
-    <w:p>
-      <w:r>
-        <w:t xml:space="preserve">| 4 | Weather | steipete | 136608 | 361 | 3502 |</w:t>
-      </w:r>
-    </w:p>
-    <w:p>
-      <w:r>
-        <w:t xml:space="preserve">| 5 | Gog | steipete | 158405 | 840 | 3322 |</w:t>
-      </w:r>
-    </w:p>
-    <w:p>
-      <w:r>
-        <w:t xml:space="preserve">| 6 | Proactive Agent | halthelobster | 145389 | 715 | 2682 |</w:t>
-      </w:r>
-    </w:p>
-    <w:p>
-      <w:r>
-        <w:t xml:space="preserve">| 7 | Sonoscli | steipete | 78647 | 48 | 2569 |</w:t>
-      </w:r>
-    </w:p>
-    <w:p>
-      <w:r>
-        <w:t xml:space="preserve">| 8 | Nano Pdf | steipete | 92754 | 222 | 2352 |</w:t>
-      </w:r>
-    </w:p>
-    <w:p>
-      <w:r>
-        <w:t xml:space="preserve">| 9 | Obsidian | steipete | 83438 | 335 | 2323 |</w:t>
-      </w:r>
-    </w:p>
-    <w:p>
-      <w:r>
-        <w:t xml:space="preserve">| 10 | Notion | steipete | 77960 | 230 | 2200 |</w:t>
+        <w:t xml:space="preserve">| 1 | Github | steipete | 163764 | 535 | 4077 |</w:t>
+      </w:r>
+    </w:p>
+    <w:p>
+      <w:r>
+        <w:t xml:space="preserve">| 2 | Skill Vetter | spclaudehome | 219735 | 960 | 4073 |</w:t>
+      </w:r>
+    </w:p>
+    <w:p>
+      <w:r>
+        <w:t xml:space="preserve">| 3 | Weather | steipete | 139283 | 366 | 3538 |</w:t>
+      </w:r>
+    </w:p>
+    <w:p>
+      <w:r>
+        <w:t xml:space="preserve">| 4 | Gog | steipete | 161529 | 849 | 3352 |</w:t>
+      </w:r>
+    </w:p>
+    <w:p>
+      <w:r>
+        <w:t xml:space="preserve">| 5 | Proactive Agent | halthelobster | 147962 | 726 | 2721 |</w:t>
+      </w:r>
+    </w:p>
+    <w:p>
+      <w:r>
+        <w:t xml:space="preserve">| 6 | Sonoscli | steipete | 79251 | 50 | 2588 |</w:t>
+      </w:r>
+    </w:p>
+    <w:p>
+      <w:r>
+        <w:t xml:space="preserve">| 7 | Nano Pdf | steipete | 94785 | 227 | 2385 |</w:t>
+      </w:r>
+    </w:p>
+    <w:p>
+      <w:r>
+        <w:t xml:space="preserve">| 8 | Obsidian | steipete | 85459 | 349 | 2353 |</w:t>
+      </w:r>
+    </w:p>
+    <w:p>
+      <w:r>
+        <w:t xml:space="preserve">| 9 | Skill Creator | chindden | 74142 | 255 | 2223 |</w:t>
+      </w:r>
+    </w:p>
+    <w:p>
+      <w:r>
+        <w:t xml:space="preserve">| 10 | Notion | steipete | 79306 | 235 | 2224 |</w:t>
       </w:r>
     </w:p>
     <w:p>
@@ -2029,37 +1954,37 @@
     </w:p>
     <w:p>
       <w:r>
-        <w:t xml:space="preserve">| AIsa Twitter API (Search + Post) | aisapay | 3187 | 4 | 16 | 本地 AISA 包里安装转化最高，下载基础已被验证，AISA 品牌一致性最好，适合做旗舰包 |</w:t>
-      </w:r>
-    </w:p>
-    <w:p>
-      <w:r>
-        <w:t xml:space="preserve">| X/Twitter Automation: 30+ APIs, OAuth Post, One Key | 0xjordansg-yolo | 3518 | 4 | 12 | 下载基础已被验证 |</w:t>
-      </w:r>
-    </w:p>
-    <w:p>
-      <w:r>
-        <w:t xml:space="preserve">| YouTube SERP Scout for agents. Search top-ranking videos, channels, and trends for content research and competitor tracking | 0xjordansg-yolo | 1503 | 3 | 3 | 适合作为批量改造候选 |</w:t>
-      </w:r>
-    </w:p>
-    <w:p>
-      <w:r>
-        <w:t xml:space="preserve">| Search YouTube videos, channels, and playlists | 0xjordansg-yolo | 542 | 0 | 2 | 适合作为批量改造候选 |</w:t>
-      </w:r>
-    </w:p>
-    <w:p>
-      <w:r>
-        <w:t xml:space="preserve">| Twitter/X All-in-One — Search, Monitor &amp; Publish Text &amp; Media Posts | aisadocs | 205 | 1 | 0 | 适合作为批量改造候选 |</w:t>
-      </w:r>
-    </w:p>
-    <w:p>
-      <w:r>
-        <w:t xml:space="preserve">| Twitter Intelligence &amp; Automation — Read, Search, Write &amp; Post (Text &amp; Media) | karensheng | 83 | 0 | 0 | 适合作为批量改造候选 |</w:t>
-      </w:r>
-    </w:p>
-    <w:p>
-      <w:r>
-        <w:t xml:space="preserve">| X Twitter Command Center (Search + Post + Interact) | chaimengphp | 70 | 0 | 0 | 适合作为批量改造候选 |</w:t>
+        <w:t xml:space="preserve">| AIsa Twitter API (Search + Post) | aisapay | 3240 | 4 | 16 | 本地 AISA 包里安装转化最高，下载基础已被验证，AISA 品牌一致性最好，适合做旗舰包 |</w:t>
+      </w:r>
+    </w:p>
+    <w:p>
+      <w:r>
+        <w:t xml:space="preserve">| X/Twitter Automation: 30+ APIs, OAuth Post, One Key | 0xjordansg-yolo | 3562 | 4 | 12 | 下载基础已被验证 |</w:t>
+      </w:r>
+    </w:p>
+    <w:p>
+      <w:r>
+        <w:t xml:space="preserve">| YouTube SERP Scout for agents. Search top-ranking videos, channels, and trends for content research and competitor tracking | 0xjordansg-yolo | 1518 | 3 | 4 | 适合作为批量改造候选 |</w:t>
+      </w:r>
+    </w:p>
+    <w:p>
+      <w:r>
+        <w:t xml:space="preserve">| Search YouTube videos, channels, and playlists | 0xjordansg-yolo | 554 | 0 | 2 | 适合作为批量改造候选 |</w:t>
+      </w:r>
+    </w:p>
+    <w:p>
+      <w:r>
+        <w:t xml:space="preserve">| Twitter/X All-in-One — Search, Monitor &amp; Publish Text &amp; Media Posts | aisadocs | 223 | 1 | 0 | 适合作为批量改造候选 |</w:t>
+      </w:r>
+    </w:p>
+    <w:p>
+      <w:r>
+        <w:t xml:space="preserve">| Twitter Intelligence &amp; Automation — Read, Search, Write &amp; Post (Text &amp; Media) | karensheng | 101 | 0 | 0 | 适合作为批量改造候选 |</w:t>
+      </w:r>
+    </w:p>
+    <w:p>
+      <w:r>
+        <w:t xml:space="preserve">| X Twitter Command Center (Search + Post + Interact) | chaimengphp | 82 | 0 | 0 | 适合作为批量改造候选 |</w:t>
       </w:r>
     </w:p>
     <w:p>
